--- a/docs/SPIMS-Project-Status.docx
+++ b/docs/SPIMS-Project-Status.docx
@@ -81,7 +81,7 @@
           <w:sz w:val="18"/>
           <w:szCs w:val="18"/>
         </w:rPr>
-        <w:t xml:space="preserve">Version 1.0  ·  6 September 2026  ·  build e31e9e2</w:t>
+        <w:t xml:space="preserve">Version 1.1  ·  8 September 2026  ·  build 1bee977</w:t>
       </w:r>
     </w:p>
     <w:p>
@@ -186,7 +186,7 @@
           <w:sz w:val="21"/>
           <w:szCs w:val="21"/>
         </w:rPr>
-        <w:t xml:space="preserve">The system is ready to be demonstrated and to be installed on Seplat infrastructure for evaluation. It is not yet ready to hold live production data: two hardening items remain, and several figures are still illustrative pending Seplat’s own data and methodology decisions. Those are listed plainly in sections 4 and 5.</w:t>
+        <w:t xml:space="preserve">The system is ready to be demonstrated and to be installed on Seplat infrastructure. The three items we regarded as blocking a deployment holding real data — server-side permission enforcement, account administration, and the removal of third-party calls from the interface — are now closed. Several figures remain illustrative pending Seplat’s own data and methodology decisions, and those are listed plainly in sections 4 and 5.</w:t>
       </w:r>
     </w:p>
     <w:p>
@@ -862,6 +862,122 @@
                 <w:sz w:val="19"/>
                 <w:szCs w:val="19"/>
               </w:rPr>
+              <w:t xml:space="preserve">Account administration</w:t>
+            </w:r>
+          </w:p>
+        </w:tc>
+        <w:tc>
+          <w:tcPr>
+            <w:tcW w:type="dxa" w:w="6138"/>
+            <w:tcMar>
+              <w:top w:type="dxa" w:w="100"/>
+              <w:left w:type="dxa" w:w="130"/>
+              <w:bottom w:type="dxa" w:w="100"/>
+              <w:right w:type="dxa" w:w="130"/>
+            </w:tcMar>
+          </w:tcPr>
+          <w:p>
+            <w:pPr>
+              <w:spacing w:after="0" w:line="280"/>
+              <w:jc w:val="left"/>
+            </w:pPr>
+            <w:r>
+              <w:rPr>
+                <w:rFonts w:ascii="Poppins" w:cs="Poppins" w:eastAsia="Poppins" w:hAnsi="Poppins"/>
+                <w:b w:val="false"/>
+                <w:bCs w:val="false"/>
+                <w:color w:val="2A2E52"/>
+                <w:sz w:val="19"/>
+                <w:szCs w:val="19"/>
+              </w:rPr>
+              <w:t xml:space="preserve">Executives create accounts, assign roles, deactivate people who have left and reset passwords, all from the interface. Every user can change their own password. Accounts are deactivated rather than deleted so their contributions survive, and deactivation ends any live session immediately.</w:t>
+            </w:r>
+          </w:p>
+        </w:tc>
+      </w:tr>
+      <w:tr>
+        <w:tc>
+          <w:tcPr>
+            <w:tcW w:type="dxa" w:w="2888"/>
+            <w:tcMar>
+              <w:top w:type="dxa" w:w="100"/>
+              <w:left w:type="dxa" w:w="130"/>
+              <w:bottom w:type="dxa" w:w="100"/>
+              <w:right w:type="dxa" w:w="130"/>
+            </w:tcMar>
+          </w:tcPr>
+          <w:p>
+            <w:pPr>
+              <w:spacing w:after="0" w:line="280"/>
+              <w:jc w:val="left"/>
+            </w:pPr>
+            <w:r>
+              <w:rPr>
+                <w:rFonts w:ascii="Poppins" w:cs="Poppins" w:eastAsia="Poppins" w:hAnsi="Poppins"/>
+                <w:b w:val="false"/>
+                <w:bCs w:val="false"/>
+                <w:color w:val="2A2E52"/>
+                <w:sz w:val="19"/>
+                <w:szCs w:val="19"/>
+              </w:rPr>
+              <w:t xml:space="preserve">No third-party calls in normal use</w:t>
+            </w:r>
+          </w:p>
+        </w:tc>
+        <w:tc>
+          <w:tcPr>
+            <w:tcW w:type="dxa" w:w="6138"/>
+            <w:tcMar>
+              <w:top w:type="dxa" w:w="100"/>
+              <w:left w:type="dxa" w:w="130"/>
+              <w:bottom w:type="dxa" w:w="100"/>
+              <w:right w:type="dxa" w:w="130"/>
+            </w:tcMar>
+          </w:tcPr>
+          <w:p>
+            <w:pPr>
+              <w:spacing w:after="0" w:line="280"/>
+              <w:jc w:val="left"/>
+            </w:pPr>
+            <w:r>
+              <w:rPr>
+                <w:rFonts w:ascii="Poppins" w:cs="Poppins" w:eastAsia="Poppins" w:hAnsi="Poppins"/>
+                <w:b w:val="false"/>
+                <w:bCs w:val="false"/>
+                <w:color w:val="2A2E52"/>
+                <w:sz w:val="19"/>
+                <w:szCs w:val="19"/>
+              </w:rPr>
+              <w:t xml:space="preserve">The interface typeface is served by the application rather than fetched from Google, so no user’s browser contacts an outside service on page load and the system works on a network with no outbound access.</w:t>
+            </w:r>
+          </w:p>
+        </w:tc>
+      </w:tr>
+      <w:tr>
+        <w:tc>
+          <w:tcPr>
+            <w:tcW w:type="dxa" w:w="2888"/>
+            <w:tcMar>
+              <w:top w:type="dxa" w:w="100"/>
+              <w:left w:type="dxa" w:w="130"/>
+              <w:bottom w:type="dxa" w:w="100"/>
+              <w:right w:type="dxa" w:w="130"/>
+            </w:tcMar>
+          </w:tcPr>
+          <w:p>
+            <w:pPr>
+              <w:spacing w:after="0" w:line="280"/>
+              <w:jc w:val="left"/>
+            </w:pPr>
+            <w:r>
+              <w:rPr>
+                <w:rFonts w:ascii="Poppins" w:cs="Poppins" w:eastAsia="Poppins" w:hAnsi="Poppins"/>
+                <w:b w:val="false"/>
+                <w:bCs w:val="false"/>
+                <w:color w:val="2A2E52"/>
+                <w:sz w:val="19"/>
+                <w:szCs w:val="19"/>
+              </w:rPr>
               <w:t xml:space="preserve">Deployment</w:t>
             </w:r>
           </w:p>
@@ -1080,7 +1196,7 @@
                 <w:sz w:val="19"/>
                 <w:szCs w:val="19"/>
               </w:rPr>
-              <w:t xml:space="preserve">View the portfolio dashboard with reach, impact, spend and compliance position; browse programmes and communities; analyse the portfolio-wide impact chain; set and track organisational targets; compile and export reports; upload bulk data.</w:t>
+              <w:t xml:space="preserve">View the portfolio dashboard with reach, impact, spend and compliance position; browse programmes and communities; analyse the portfolio-wide impact chain; set and track organisational targets; compile and export reports; upload bulk data; administer user accounts.</w:t>
             </w:r>
           </w:p>
         </w:tc>
@@ -1500,6 +1616,66 @@
           <w:szCs w:val="21"/>
         </w:rPr>
         <w:t xml:space="preserve">The health check reports the database as unreachable when it is, and recovers on its own when it returns.</w:t>
+      </w:r>
+    </w:p>
+    <w:p>
+      <w:pPr>
+        <w:pStyle w:val="ListParagraph"/>
+        <w:numPr>
+          <w:ilvl w:val="0"/>
+          <w:numId w:val="1"/>
+        </w:numPr>
+        <w:spacing w:after="90" w:line="290"/>
+        <w:jc w:val="left"/>
+      </w:pPr>
+      <w:r>
+        <w:rPr>
+          <w:rFonts w:ascii="Poppins" w:cs="Poppins" w:eastAsia="Poppins" w:hAnsi="Poppins"/>
+          <w:color w:val="2A2E52"/>
+          <w:sz w:val="21"/>
+          <w:szCs w:val="21"/>
+        </w:rPr>
+        <w:t xml:space="preserve">Account administration: an account can be created, given a role, deactivated and reactivated. A deactivated account is refused at sign-in and its existing session stops working on the next request.</w:t>
+      </w:r>
+    </w:p>
+    <w:p>
+      <w:pPr>
+        <w:pStyle w:val="ListParagraph"/>
+        <w:numPr>
+          <w:ilvl w:val="0"/>
+          <w:numId w:val="1"/>
+        </w:numPr>
+        <w:spacing w:after="90" w:line="290"/>
+        <w:jc w:val="left"/>
+      </w:pPr>
+      <w:r>
+        <w:rPr>
+          <w:rFonts w:ascii="Poppins" w:cs="Poppins" w:eastAsia="Poppins" w:hAnsi="Poppins"/>
+          <w:color w:val="2A2E52"/>
+          <w:sz w:val="21"/>
+          <w:szCs w:val="21"/>
+        </w:rPr>
+        <w:t xml:space="preserve">The system refuses to deactivate your own account, to change your own role away from Executive, or to remove the last active Executive — the three changes that would lock everyone out.</w:t>
+      </w:r>
+    </w:p>
+    <w:p>
+      <w:pPr>
+        <w:pStyle w:val="ListParagraph"/>
+        <w:numPr>
+          <w:ilvl w:val="0"/>
+          <w:numId w:val="1"/>
+        </w:numPr>
+        <w:spacing w:after="90" w:line="290"/>
+        <w:jc w:val="left"/>
+      </w:pPr>
+      <w:r>
+        <w:rPr>
+          <w:rFonts w:ascii="Poppins" w:cs="Poppins" w:eastAsia="Poppins" w:hAnsi="Poppins"/>
+          <w:color w:val="2A2E52"/>
+          <w:sz w:val="21"/>
+          <w:szCs w:val="21"/>
+        </w:rPr>
+        <w:t xml:space="preserve">A signed-in session makes no requests to any external service.</w:t>
       </w:r>
     </w:p>
     <w:p>
@@ -2091,178 +2267,6 @@
                 <w:sz w:val="19"/>
                 <w:szCs w:val="19"/>
               </w:rPr>
-              <w:t xml:space="preserve">User management screen</w:t>
-            </w:r>
-          </w:p>
-        </w:tc>
-        <w:tc>
-          <w:tcPr>
-            <w:tcW w:type="dxa" w:w="3791"/>
-            <w:tcMar>
-              <w:top w:type="dxa" w:w="100"/>
-              <w:left w:type="dxa" w:w="130"/>
-              <w:bottom w:type="dxa" w:w="100"/>
-              <w:right w:type="dxa" w:w="130"/>
-            </w:tcMar>
-          </w:tcPr>
-          <w:p>
-            <w:pPr>
-              <w:spacing w:after="0" w:line="280"/>
-              <w:jc w:val="left"/>
-            </w:pPr>
-            <w:r>
-              <w:rPr>
-                <w:rFonts w:ascii="Poppins" w:cs="Poppins" w:eastAsia="Poppins" w:hAnsi="Poppins"/>
-                <w:b w:val="false"/>
-                <w:bCs w:val="false"/>
-                <w:color w:val="2A2E52"/>
-                <w:sz w:val="19"/>
-                <w:szCs w:val="19"/>
-              </w:rPr>
-              <w:t xml:space="preserve">Engineering. Accounts are currently created by command line</w:t>
-            </w:r>
-          </w:p>
-        </w:tc>
-        <w:tc>
-          <w:tcPr>
-            <w:tcW w:type="dxa" w:w="1805"/>
-            <w:tcMar>
-              <w:top w:type="dxa" w:w="100"/>
-              <w:left w:type="dxa" w:w="130"/>
-              <w:bottom w:type="dxa" w:w="100"/>
-              <w:right w:type="dxa" w:w="130"/>
-            </w:tcMar>
-          </w:tcPr>
-          <w:p>
-            <w:pPr>
-              <w:spacing w:after="0" w:line="280"/>
-              <w:jc w:val="left"/>
-            </w:pPr>
-            <w:r>
-              <w:rPr>
-                <w:rFonts w:ascii="Poppins" w:cs="Poppins" w:eastAsia="Poppins" w:hAnsi="Poppins"/>
-                <w:b w:val="false"/>
-                <w:bCs w:val="false"/>
-                <w:color w:val="2A2E52"/>
-                <w:sz w:val="19"/>
-                <w:szCs w:val="19"/>
-              </w:rPr>
-              <w:t xml:space="preserve">High</w:t>
-            </w:r>
-          </w:p>
-        </w:tc>
-      </w:tr>
-      <w:tr>
-        <w:tc>
-          <w:tcPr>
-            <w:tcW w:type="dxa" w:w="3430"/>
-            <w:tcMar>
-              <w:top w:type="dxa" w:w="100"/>
-              <w:left w:type="dxa" w:w="130"/>
-              <w:bottom w:type="dxa" w:w="100"/>
-              <w:right w:type="dxa" w:w="130"/>
-            </w:tcMar>
-          </w:tcPr>
-          <w:p>
-            <w:pPr>
-              <w:spacing w:after="0" w:line="280"/>
-              <w:jc w:val="left"/>
-            </w:pPr>
-            <w:r>
-              <w:rPr>
-                <w:rFonts w:ascii="Poppins" w:cs="Poppins" w:eastAsia="Poppins" w:hAnsi="Poppins"/>
-                <w:b/>
-                <w:bCs/>
-                <w:color w:val="2A2E52"/>
-                <w:sz w:val="19"/>
-                <w:szCs w:val="19"/>
-              </w:rPr>
-              <w:t xml:space="preserve">Self-hosting the interface font</w:t>
-            </w:r>
-          </w:p>
-        </w:tc>
-        <w:tc>
-          <w:tcPr>
-            <w:tcW w:type="dxa" w:w="3791"/>
-            <w:tcMar>
-              <w:top w:type="dxa" w:w="100"/>
-              <w:left w:type="dxa" w:w="130"/>
-              <w:bottom w:type="dxa" w:w="100"/>
-              <w:right w:type="dxa" w:w="130"/>
-            </w:tcMar>
-          </w:tcPr>
-          <w:p>
-            <w:pPr>
-              <w:spacing w:after="0" w:line="280"/>
-              <w:jc w:val="left"/>
-            </w:pPr>
-            <w:r>
-              <w:rPr>
-                <w:rFonts w:ascii="Poppins" w:cs="Poppins" w:eastAsia="Poppins" w:hAnsi="Poppins"/>
-                <w:b w:val="false"/>
-                <w:bCs w:val="false"/>
-                <w:color w:val="2A2E52"/>
-                <w:sz w:val="19"/>
-                <w:szCs w:val="19"/>
-              </w:rPr>
-              <w:t xml:space="preserve">Engineering, small. Currently the page requests a typeface from Google on every load</w:t>
-            </w:r>
-          </w:p>
-        </w:tc>
-        <w:tc>
-          <w:tcPr>
-            <w:tcW w:type="dxa" w:w="1805"/>
-            <w:tcMar>
-              <w:top w:type="dxa" w:w="100"/>
-              <w:left w:type="dxa" w:w="130"/>
-              <w:bottom w:type="dxa" w:w="100"/>
-              <w:right w:type="dxa" w:w="130"/>
-            </w:tcMar>
-          </w:tcPr>
-          <w:p>
-            <w:pPr>
-              <w:spacing w:after="0" w:line="280"/>
-              <w:jc w:val="left"/>
-            </w:pPr>
-            <w:r>
-              <w:rPr>
-                <w:rFonts w:ascii="Poppins" w:cs="Poppins" w:eastAsia="Poppins" w:hAnsi="Poppins"/>
-                <w:b w:val="false"/>
-                <w:bCs w:val="false"/>
-                <w:color w:val="2A2E52"/>
-                <w:sz w:val="19"/>
-                <w:szCs w:val="19"/>
-              </w:rPr>
-              <w:t xml:space="preserve">High</w:t>
-            </w:r>
-          </w:p>
-        </w:tc>
-      </w:tr>
-      <w:tr>
-        <w:tc>
-          <w:tcPr>
-            <w:tcW w:type="dxa" w:w="3430"/>
-            <w:tcMar>
-              <w:top w:type="dxa" w:w="100"/>
-              <w:left w:type="dxa" w:w="130"/>
-              <w:bottom w:type="dxa" w:w="100"/>
-              <w:right w:type="dxa" w:w="130"/>
-            </w:tcMar>
-          </w:tcPr>
-          <w:p>
-            <w:pPr>
-              <w:spacing w:after="0" w:line="280"/>
-              <w:jc w:val="left"/>
-            </w:pPr>
-            <w:r>
-              <w:rPr>
-                <w:rFonts w:ascii="Poppins" w:cs="Poppins" w:eastAsia="Poppins" w:hAnsi="Poppins"/>
-                <w:b/>
-                <w:bCs/>
-                <w:color w:val="2A2E52"/>
-                <w:sz w:val="19"/>
-                <w:szCs w:val="19"/>
-              </w:rPr>
               <w:t xml:space="preserve">Media and social mention monitoring</w:t>
             </w:r>
           </w:p>
@@ -3809,7 +3813,7 @@
           <w:sz w:val="23"/>
           <w:szCs w:val="23"/>
         </w:rPr>
-        <w:t xml:space="preserve">6.6 User management and single sign-on</w:t>
+        <w:t xml:space="preserve">6.6 Single sign-on</w:t>
       </w:r>
     </w:p>
     <w:p>
@@ -3824,7 +3828,7 @@
           <w:sz w:val="21"/>
           <w:szCs w:val="21"/>
         </w:rPr>
-        <w:t xml:space="preserve">Accounts are currently created with a command-line script, which is workable for installation but not for ongoing administration. Recommendation: build an administration screen for creating, disabling and resetting accounts. Separately, if Seplat wants staff to sign in with their existing corporate credentials, single sign-on should be scoped now rather than retrofitted — the authentication layer is isolated enough that adding it is straightforward today and progressively harder later.</w:t>
+        <w:t xml:space="preserve">Account administration is now built, so the command-line script is only needed to create the very first account at installation. What remains is whether staff should sign in with their existing Seplat credentials instead of a separate password. Recommendation: decide this now rather than later. The authentication layer is isolated enough that adding single sign-on against Seplat’s identity provider is straightforward today and becomes progressively harder as more accounts exist.</w:t>
       </w:r>
     </w:p>
     <w:p>
@@ -4720,7 +4724,7 @@
                 <w:sz w:val="19"/>
                 <w:szCs w:val="19"/>
               </w:rPr>
-              <w:t xml:space="preserve">User management screen and self-hosted interface font</w:t>
+              <w:t xml:space="preserve">Worked example on one real programme, end to end</w:t>
             </w:r>
           </w:p>
         </w:tc>
@@ -4748,7 +4752,7 @@
                 <w:sz w:val="19"/>
                 <w:szCs w:val="19"/>
               </w:rPr>
-              <w:t xml:space="preserve">Nothing — can proceed immediately</w:t>
+              <w:t xml:space="preserve">Seplat programme data and organisation chart</w:t>
             </w:r>
           </w:p>
         </w:tc>
@@ -4806,7 +4810,7 @@
                 <w:sz w:val="19"/>
                 <w:szCs w:val="19"/>
               </w:rPr>
-              <w:t xml:space="preserve">Worked example on one real programme, end to end</w:t>
+              <w:t xml:space="preserve">Media monitoring, phase one (press and web)</w:t>
             </w:r>
           </w:p>
         </w:tc>
@@ -4834,7 +4838,7 @@
                 <w:sz w:val="19"/>
                 <w:szCs w:val="19"/>
               </w:rPr>
-              <w:t xml:space="preserve">Seplat programme data and organisation chart</w:t>
+              <w:t xml:space="preserve">Nothing — can proceed immediately</w:t>
             </w:r>
           </w:p>
         </w:tc>
@@ -4892,7 +4896,7 @@
                 <w:sz w:val="19"/>
                 <w:szCs w:val="19"/>
               </w:rPr>
-              <w:t xml:space="preserve">Media monitoring, phase one (press and web)</w:t>
+              <w:t xml:space="preserve">PowerPoint export with charts</w:t>
             </w:r>
           </w:p>
         </w:tc>
@@ -4920,7 +4924,7 @@
                 <w:sz w:val="19"/>
                 <w:szCs w:val="19"/>
               </w:rPr>
-              <w:t xml:space="preserve">Nothing — can proceed immediately</w:t>
+              <w:t xml:space="preserve">Seplat IT decision on AI; ideally their deck template</w:t>
             </w:r>
           </w:p>
         </w:tc>
@@ -4978,7 +4982,7 @@
                 <w:sz w:val="19"/>
                 <w:szCs w:val="19"/>
               </w:rPr>
-              <w:t xml:space="preserve">PowerPoint export with charts</w:t>
+              <w:t xml:space="preserve">Evidence file storage</w:t>
             </w:r>
           </w:p>
         </w:tc>
@@ -5006,7 +5010,7 @@
                 <w:sz w:val="19"/>
                 <w:szCs w:val="19"/>
               </w:rPr>
-              <w:t xml:space="preserve">Seplat IT decision on AI; ideally their deck template</w:t>
+              <w:t xml:space="preserve">Stage 1</w:t>
             </w:r>
           </w:p>
         </w:tc>
@@ -5064,7 +5068,7 @@
                 <w:sz w:val="19"/>
                 <w:szCs w:val="19"/>
               </w:rPr>
-              <w:t xml:space="preserve">Evidence file storage</w:t>
+              <w:t xml:space="preserve">Bulk upload write-through and live SROI</w:t>
             </w:r>
           </w:p>
         </w:tc>
@@ -5092,7 +5096,7 @@
                 <w:sz w:val="19"/>
                 <w:szCs w:val="19"/>
               </w:rPr>
-              <w:t xml:space="preserve">Stage 1</w:t>
+              <w:t xml:space="preserve">Seplat aggregation rules and M&amp;E validation</w:t>
             </w:r>
           </w:p>
         </w:tc>
@@ -5123,92 +5127,6 @@
                 <w:szCs w:val="19"/>
               </w:rPr>
               <w:t xml:space="preserve">7</w:t>
-            </w:r>
-          </w:p>
-        </w:tc>
-        <w:tc>
-          <w:tcPr>
-            <w:tcW w:type="dxa" w:w="3791"/>
-            <w:tcMar>
-              <w:top w:type="dxa" w:w="100"/>
-              <w:left w:type="dxa" w:w="130"/>
-              <w:bottom w:type="dxa" w:w="100"/>
-              <w:right w:type="dxa" w:w="130"/>
-            </w:tcMar>
-          </w:tcPr>
-          <w:p>
-            <w:pPr>
-              <w:spacing w:after="0" w:line="280"/>
-              <w:jc w:val="left"/>
-            </w:pPr>
-            <w:r>
-              <w:rPr>
-                <w:rFonts w:ascii="Poppins" w:cs="Poppins" w:eastAsia="Poppins" w:hAnsi="Poppins"/>
-                <w:b w:val="false"/>
-                <w:bCs w:val="false"/>
-                <w:color w:val="2A2E52"/>
-                <w:sz w:val="19"/>
-                <w:szCs w:val="19"/>
-              </w:rPr>
-              <w:t xml:space="preserve">Bulk upload write-through and live SROI</w:t>
-            </w:r>
-          </w:p>
-        </w:tc>
-        <w:tc>
-          <w:tcPr>
-            <w:tcW w:type="dxa" w:w="1805"/>
-            <w:tcMar>
-              <w:top w:type="dxa" w:w="100"/>
-              <w:left w:type="dxa" w:w="130"/>
-              <w:bottom w:type="dxa" w:w="100"/>
-              <w:right w:type="dxa" w:w="130"/>
-            </w:tcMar>
-          </w:tcPr>
-          <w:p>
-            <w:pPr>
-              <w:spacing w:after="0" w:line="280"/>
-              <w:jc w:val="left"/>
-            </w:pPr>
-            <w:r>
-              <w:rPr>
-                <w:rFonts w:ascii="Poppins" w:cs="Poppins" w:eastAsia="Poppins" w:hAnsi="Poppins"/>
-                <w:b w:val="false"/>
-                <w:bCs w:val="false"/>
-                <w:color w:val="2A2E52"/>
-                <w:sz w:val="19"/>
-                <w:szCs w:val="19"/>
-              </w:rPr>
-              <w:t xml:space="preserve">Seplat aggregation rules and M&amp;E validation</w:t>
-            </w:r>
-          </w:p>
-        </w:tc>
-      </w:tr>
-      <w:tr>
-        <w:tc>
-          <w:tcPr>
-            <w:tcW w:type="dxa" w:w="3430"/>
-            <w:tcMar>
-              <w:top w:type="dxa" w:w="100"/>
-              <w:left w:type="dxa" w:w="130"/>
-              <w:bottom w:type="dxa" w:w="100"/>
-              <w:right w:type="dxa" w:w="130"/>
-            </w:tcMar>
-          </w:tcPr>
-          <w:p>
-            <w:pPr>
-              <w:spacing w:after="0" w:line="280"/>
-              <w:jc w:val="left"/>
-            </w:pPr>
-            <w:r>
-              <w:rPr>
-                <w:rFonts w:ascii="Poppins" w:cs="Poppins" w:eastAsia="Poppins" w:hAnsi="Poppins"/>
-                <w:b/>
-                <w:bCs/>
-                <w:color w:val="2A2E52"/>
-                <w:sz w:val="19"/>
-                <w:szCs w:val="19"/>
-              </w:rPr>
-              <w:t xml:space="preserve">8</w:t>
             </w:r>
           </w:p>
         </w:tc>
@@ -5287,7 +5205,7 @@
           <w:sz w:val="21"/>
           <w:szCs w:val="21"/>
         </w:rPr>
-        <w:t xml:space="preserve">Stages 2 and 4 require nothing from Seplat and can run in parallel with the hosting conversation. Stage 1 is the highest-value single step, because it converts the system from something demonstrated into something in use, and unblocks four later stages.</w:t>
+        <w:t xml:space="preserve">Stage 3 requires nothing from Seplat and can run in parallel with the hosting conversation. Stage 1 is the highest-value single step, because it converts the system from something demonstrated into something in use, and unblocks three later stages.</w:t>
       </w:r>
     </w:p>
     <w:p>

--- a/docs/SPIMS-Project-Status.docx
+++ b/docs/SPIMS-Project-Status.docx
@@ -81,7 +81,7 @@
           <w:sz w:val="18"/>
           <w:szCs w:val="18"/>
         </w:rPr>
-        <w:t xml:space="preserve">Version 1.1  ·  8 September 2026  ·  build 1bee977</w:t>
+        <w:t xml:space="preserve">Version 1.2  ·  9 September 2026  ·  build faa4a42</w:t>
       </w:r>
     </w:p>
     <w:p>
@@ -891,6 +891,122 @@
                 <w:szCs w:val="19"/>
               </w:rPr>
               <w:t xml:space="preserve">Executives create accounts, assign roles, deactivate people who have left and reset passwords, all from the interface. Every user can change their own password. Accounts are deactivated rather than deleted so their contributions survive, and deactivation ends any live session immediately.</w:t>
+            </w:r>
+          </w:p>
+        </w:tc>
+      </w:tr>
+      <w:tr>
+        <w:tc>
+          <w:tcPr>
+            <w:tcW w:type="dxa" w:w="2888"/>
+            <w:tcMar>
+              <w:top w:type="dxa" w:w="100"/>
+              <w:left w:type="dxa" w:w="130"/>
+              <w:bottom w:type="dxa" w:w="100"/>
+              <w:right w:type="dxa" w:w="130"/>
+            </w:tcMar>
+          </w:tcPr>
+          <w:p>
+            <w:pPr>
+              <w:spacing w:after="0" w:line="280"/>
+              <w:jc w:val="left"/>
+            </w:pPr>
+            <w:r>
+              <w:rPr>
+                <w:rFonts w:ascii="Poppins" w:cs="Poppins" w:eastAsia="Poppins" w:hAnsi="Poppins"/>
+                <w:b w:val="false"/>
+                <w:bCs w:val="false"/>
+                <w:color w:val="2A2E52"/>
+                <w:sz w:val="19"/>
+                <w:szCs w:val="19"/>
+              </w:rPr>
+              <w:t xml:space="preserve">Project setup and maintenance</w:t>
+            </w:r>
+          </w:p>
+        </w:tc>
+        <w:tc>
+          <w:tcPr>
+            <w:tcW w:type="dxa" w:w="6138"/>
+            <w:tcMar>
+              <w:top w:type="dxa" w:w="100"/>
+              <w:left w:type="dxa" w:w="130"/>
+              <w:bottom w:type="dxa" w:w="100"/>
+              <w:right w:type="dxa" w:w="130"/>
+            </w:tcMar>
+          </w:tcPr>
+          <w:p>
+            <w:pPr>
+              <w:spacing w:after="0" w:line="280"/>
+              <w:jc w:val="left"/>
+            </w:pPr>
+            <w:r>
+              <w:rPr>
+                <w:rFonts w:ascii="Poppins" w:cs="Poppins" w:eastAsia="Poppins" w:hAnsi="Poppins"/>
+                <w:b w:val="false"/>
+                <w:bCs w:val="false"/>
+                <w:color w:val="2A2E52"/>
+                <w:sz w:val="19"/>
+                <w:szCs w:val="19"/>
+              </w:rPr>
+              <w:t xml:space="preserve">Projects are created and kept up to date in the system, by Executives as well as Project Managers. Intake captures the timeline, budget, funding source, community and delivery partners; status, progress and utilisation are edited as the project runs.</w:t>
+            </w:r>
+          </w:p>
+        </w:tc>
+      </w:tr>
+      <w:tr>
+        <w:tc>
+          <w:tcPr>
+            <w:tcW w:type="dxa" w:w="2888"/>
+            <w:tcMar>
+              <w:top w:type="dxa" w:w="100"/>
+              <w:left w:type="dxa" w:w="130"/>
+              <w:bottom w:type="dxa" w:w="100"/>
+              <w:right w:type="dxa" w:w="130"/>
+            </w:tcMar>
+          </w:tcPr>
+          <w:p>
+            <w:pPr>
+              <w:spacing w:after="0" w:line="280"/>
+              <w:jc w:val="left"/>
+            </w:pPr>
+            <w:r>
+              <w:rPr>
+                <w:rFonts w:ascii="Poppins" w:cs="Poppins" w:eastAsia="Poppins" w:hAnsi="Poppins"/>
+                <w:b w:val="false"/>
+                <w:bCs w:val="false"/>
+                <w:color w:val="2A2E52"/>
+                <w:sz w:val="19"/>
+                <w:szCs w:val="19"/>
+              </w:rPr>
+              <w:t xml:space="preserve">Settings</w:t>
+            </w:r>
+          </w:p>
+        </w:tc>
+        <w:tc>
+          <w:tcPr>
+            <w:tcW w:type="dxa" w:w="6138"/>
+            <w:tcMar>
+              <w:top w:type="dxa" w:w="100"/>
+              <w:left w:type="dxa" w:w="130"/>
+              <w:bottom w:type="dxa" w:w="100"/>
+              <w:right w:type="dxa" w:w="130"/>
+            </w:tcMar>
+          </w:tcPr>
+          <w:p>
+            <w:pPr>
+              <w:spacing w:after="0" w:line="280"/>
+              <w:jc w:val="left"/>
+            </w:pPr>
+            <w:r>
+              <w:rPr>
+                <w:rFonts w:ascii="Poppins" w:cs="Poppins" w:eastAsia="Poppins" w:hAnsi="Poppins"/>
+                <w:b w:val="false"/>
+                <w:bCs w:val="false"/>
+                <w:color w:val="2A2E52"/>
+                <w:sz w:val="19"/>
+                <w:szCs w:val="19"/>
+              </w:rPr>
+              <w:t xml:space="preserve">Organisation name, financial year, currency, target year and the data-status note are configurable rather than fixed in code, so an installation reflects its own organisation and states whether it holds live or sample data.</w:t>
             </w:r>
           </w:p>
         </w:tc>

--- a/docs/SPIMS-Project-Status.docx
+++ b/docs/SPIMS-Project-Status.docx
@@ -81,7 +81,7 @@
           <w:sz w:val="18"/>
           <w:szCs w:val="18"/>
         </w:rPr>
-        <w:t xml:space="preserve">Version 1.2  ·  9 September 2026  ·  build faa4a42</w:t>
+        <w:t xml:space="preserve">Version 1.3  ·  9 September 2026  ·  build 7c6c76f</w:t>
       </w:r>
     </w:p>
     <w:p>
@@ -658,7 +658,65 @@
                 <w:sz w:val="19"/>
                 <w:szCs w:val="19"/>
               </w:rPr>
-              <w:t xml:space="preserve">Report structure mirrors Seplat’s published 2025 Social Performance Report. Exports carry the compiled content, the selected programmes and the financial year, in PDF, Excel and Word.</w:t>
+              <w:t xml:space="preserve">Report structure mirrors Seplat’s published 2025 Social Performance Report, and now its visual language too — the typeface, colours, chapter tabs and the way figures are set were taken from that document. Exports carry the compiled content, the selected programmes and the financial year, in PDF, PowerPoint, Excel and Word.</w:t>
+            </w:r>
+          </w:p>
+        </w:tc>
+      </w:tr>
+      <w:tr>
+        <w:tc>
+          <w:tcPr>
+            <w:tcW w:type="dxa" w:w="2888"/>
+            <w:tcMar>
+              <w:top w:type="dxa" w:w="100"/>
+              <w:left w:type="dxa" w:w="130"/>
+              <w:bottom w:type="dxa" w:w="100"/>
+              <w:right w:type="dxa" w:w="130"/>
+            </w:tcMar>
+          </w:tcPr>
+          <w:p>
+            <w:pPr>
+              <w:spacing w:after="0" w:line="280"/>
+              <w:jc w:val="left"/>
+            </w:pPr>
+            <w:r>
+              <w:rPr>
+                <w:rFonts w:ascii="Poppins" w:cs="Poppins" w:eastAsia="Poppins" w:hAnsi="Poppins"/>
+                <w:b w:val="false"/>
+                <w:bCs w:val="false"/>
+                <w:color w:val="2A2E52"/>
+                <w:sz w:val="19"/>
+                <w:szCs w:val="19"/>
+              </w:rPr>
+              <w:t xml:space="preserve">PowerPoint export</w:t>
+            </w:r>
+          </w:p>
+        </w:tc>
+        <w:tc>
+          <w:tcPr>
+            <w:tcW w:type="dxa" w:w="6138"/>
+            <w:tcMar>
+              <w:top w:type="dxa" w:w="100"/>
+              <w:left w:type="dxa" w:w="130"/>
+              <w:bottom w:type="dxa" w:w="100"/>
+              <w:right w:type="dxa" w:w="130"/>
+            </w:tcMar>
+          </w:tcPr>
+          <w:p>
+            <w:pPr>
+              <w:spacing w:after="0" w:line="280"/>
+              <w:jc w:val="left"/>
+            </w:pPr>
+            <w:r>
+              <w:rPr>
+                <w:rFonts w:ascii="Poppins" w:cs="Poppins" w:eastAsia="Poppins" w:hAnsi="Poppins"/>
+                <w:b w:val="false"/>
+                <w:bCs w:val="false"/>
+                <w:color w:val="2A2E52"/>
+                <w:sz w:val="19"/>
+                <w:szCs w:val="19"/>
+              </w:rPr>
+              <w:t xml:space="preserve">A designed deck built from the same verified figures as the PDF, with native PowerPoint charts rather than pictures of charts — a recipient can edit a bar or correct a label without coming back to us, and the figures travel with the file.</w:t>
             </w:r>
           </w:p>
         </w:tc>
@@ -2469,92 +2527,6 @@
                 <w:sz w:val="19"/>
                 <w:szCs w:val="19"/>
               </w:rPr>
-              <w:t xml:space="preserve">PowerPoint export preserving charts</w:t>
-            </w:r>
-          </w:p>
-        </w:tc>
-        <w:tc>
-          <w:tcPr>
-            <w:tcW w:type="dxa" w:w="3791"/>
-            <w:tcMar>
-              <w:top w:type="dxa" w:w="100"/>
-              <w:left w:type="dxa" w:w="130"/>
-              <w:bottom w:type="dxa" w:w="100"/>
-              <w:right w:type="dxa" w:w="130"/>
-            </w:tcMar>
-          </w:tcPr>
-          <w:p>
-            <w:pPr>
-              <w:spacing w:after="0" w:line="280"/>
-              <w:jc w:val="left"/>
-            </w:pPr>
-            <w:r>
-              <w:rPr>
-                <w:rFonts w:ascii="Poppins" w:cs="Poppins" w:eastAsia="Poppins" w:hAnsi="Poppins"/>
-                <w:b w:val="false"/>
-                <w:bCs w:val="false"/>
-                <w:color w:val="2A2E52"/>
-                <w:sz w:val="19"/>
-                <w:szCs w:val="19"/>
-              </w:rPr>
-              <w:t xml:space="preserve">Engineering, plus Seplat IT approval of the AI used</w:t>
-            </w:r>
-          </w:p>
-        </w:tc>
-        <w:tc>
-          <w:tcPr>
-            <w:tcW w:type="dxa" w:w="1805"/>
-            <w:tcMar>
-              <w:top w:type="dxa" w:w="100"/>
-              <w:left w:type="dxa" w:w="130"/>
-              <w:bottom w:type="dxa" w:w="100"/>
-              <w:right w:type="dxa" w:w="130"/>
-            </w:tcMar>
-          </w:tcPr>
-          <w:p>
-            <w:pPr>
-              <w:spacing w:after="0" w:line="280"/>
-              <w:jc w:val="left"/>
-            </w:pPr>
-            <w:r>
-              <w:rPr>
-                <w:rFonts w:ascii="Poppins" w:cs="Poppins" w:eastAsia="Poppins" w:hAnsi="Poppins"/>
-                <w:b w:val="false"/>
-                <w:bCs w:val="false"/>
-                <w:color w:val="2A2E52"/>
-                <w:sz w:val="19"/>
-                <w:szCs w:val="19"/>
-              </w:rPr>
-              <w:t xml:space="preserve">Medium</w:t>
-            </w:r>
-          </w:p>
-        </w:tc>
-      </w:tr>
-      <w:tr>
-        <w:tc>
-          <w:tcPr>
-            <w:tcW w:type="dxa" w:w="3430"/>
-            <w:tcMar>
-              <w:top w:type="dxa" w:w="100"/>
-              <w:left w:type="dxa" w:w="130"/>
-              <w:bottom w:type="dxa" w:w="100"/>
-              <w:right w:type="dxa" w:w="130"/>
-            </w:tcMar>
-          </w:tcPr>
-          <w:p>
-            <w:pPr>
-              <w:spacing w:after="0" w:line="280"/>
-              <w:jc w:val="left"/>
-            </w:pPr>
-            <w:r>
-              <w:rPr>
-                <w:rFonts w:ascii="Poppins" w:cs="Poppins" w:eastAsia="Poppins" w:hAnsi="Poppins"/>
-                <w:b/>
-                <w:bCs/>
-                <w:color w:val="2A2E52"/>
-                <w:sz w:val="19"/>
-                <w:szCs w:val="19"/>
-              </w:rPr>
               <w:t xml:space="preserve">Evidence file storage</w:t>
             </w:r>
           </w:p>
@@ -3865,7 +3837,37 @@
           <w:sz w:val="21"/>
           <w:szCs w:val="21"/>
         </w:rPr>
-        <w:t xml:space="preserve">Seplat confirmed the PDF export is satisfactory and asked that PowerPoint preserve charts as graphics rather than flattened text. Options are to keep the current outline, to generate a genuine PowerPoint file with chart images rendered server-side, or to populate a Seplat-supplied template. Recommendation: generate a real file with rendered charts, and ask Seplat for their own deck template so the output arrives already in their house style.</w:t>
+        <w:t xml:space="preserve">Delivered. The deck is a genuine PowerPoint file whose charts are native chart objects, not images — better than the graphics Seplat asked for, because a recipient can edit them. The figures behind each chart travel with the file in an embedded worksheet.</w:t>
+      </w:r>
+    </w:p>
+    <w:p>
+      <w:pPr>
+        <w:spacing w:after="160" w:line="300"/>
+        <w:jc w:val="both"/>
+      </w:pPr>
+      <w:r>
+        <w:rPr>
+          <w:rFonts w:ascii="Poppins" w:cs="Poppins" w:eastAsia="Poppins" w:hAnsi="Poppins"/>
+          <w:color w:val="2A2E52"/>
+          <w:sz w:val="21"/>
+          <w:szCs w:val="21"/>
+        </w:rPr>
+        <w:t xml:space="preserve">One point worth stating plainly, because the August review tied this feature to it: the deck does not depend on the AI decision. It is built entirely from figures the system calculates, so it works whether or not Seplat IT approves any AI service. The AI question now affects only optional drafting of commentary.</w:t>
+      </w:r>
+    </w:p>
+    <w:p>
+      <w:pPr>
+        <w:spacing w:after="160" w:line="300"/>
+        <w:jc w:val="both"/>
+      </w:pPr>
+      <w:r>
+        <w:rPr>
+          <w:rFonts w:ascii="Poppins" w:cs="Poppins" w:eastAsia="Poppins" w:hAnsi="Poppins"/>
+          <w:color w:val="2A2E52"/>
+          <w:sz w:val="21"/>
+          <w:szCs w:val="21"/>
+        </w:rPr>
+        <w:t xml:space="preserve">The remaining improvement is Seplat’s own deck template. Both exports are modelled on the published 2025 report, which is close, but a master template would let the deck adopt their layouts exactly. Fonts are the known gap: PowerPoint files cannot embed a typeface the way a PDF does, so the deck names Space Grotesk and Poppins and falls back to a standard sans-serif on a machine without them. Installing the two fonts on the machines that present from this deck removes the difference.</w:t>
       </w:r>
     </w:p>
     <w:p>
@@ -4405,7 +4407,7 @@
                 <w:sz w:val="19"/>
                 <w:szCs w:val="19"/>
               </w:rPr>
-              <w:t xml:space="preserve">IT decision on the AI service used for report generation</w:t>
+              <w:t xml:space="preserve">IT decision on the AI service used for drafting commentary</w:t>
             </w:r>
           </w:p>
         </w:tc>
@@ -4433,7 +4435,7 @@
                 <w:sz w:val="19"/>
                 <w:szCs w:val="19"/>
               </w:rPr>
-              <w:t xml:space="preserve">PowerPoint generation and continued use of the report preview</w:t>
+              <w:t xml:space="preserve">Optional AI-drafted narrative. No longer blocks any export — both PDF and PowerPoint are built from calculated figures alone</w:t>
             </w:r>
           </w:p>
         </w:tc>
@@ -5012,7 +5014,7 @@
                 <w:sz w:val="19"/>
                 <w:szCs w:val="19"/>
               </w:rPr>
-              <w:t xml:space="preserve">PowerPoint export with charts</w:t>
+              <w:t xml:space="preserve">Evidence file storage</w:t>
             </w:r>
           </w:p>
         </w:tc>
@@ -5040,7 +5042,7 @@
                 <w:sz w:val="19"/>
                 <w:szCs w:val="19"/>
               </w:rPr>
-              <w:t xml:space="preserve">Seplat IT decision on AI; ideally their deck template</w:t>
+              <w:t xml:space="preserve">Stage 1</w:t>
             </w:r>
           </w:p>
         </w:tc>
@@ -5098,7 +5100,7 @@
                 <w:sz w:val="19"/>
                 <w:szCs w:val="19"/>
               </w:rPr>
-              <w:t xml:space="preserve">Evidence file storage</w:t>
+              <w:t xml:space="preserve">Bulk upload write-through and live SROI</w:t>
             </w:r>
           </w:p>
         </w:tc>
@@ -5126,7 +5128,7 @@
                 <w:sz w:val="19"/>
                 <w:szCs w:val="19"/>
               </w:rPr>
-              <w:t xml:space="preserve">Stage 1</w:t>
+              <w:t xml:space="preserve">Seplat aggregation rules and M&amp;E validation</w:t>
             </w:r>
           </w:p>
         </w:tc>
@@ -5157,92 +5159,6 @@
                 <w:szCs w:val="19"/>
               </w:rPr>
               <w:t xml:space="preserve">6</w:t>
-            </w:r>
-          </w:p>
-        </w:tc>
-        <w:tc>
-          <w:tcPr>
-            <w:tcW w:type="dxa" w:w="3791"/>
-            <w:tcMar>
-              <w:top w:type="dxa" w:w="100"/>
-              <w:left w:type="dxa" w:w="130"/>
-              <w:bottom w:type="dxa" w:w="100"/>
-              <w:right w:type="dxa" w:w="130"/>
-            </w:tcMar>
-          </w:tcPr>
-          <w:p>
-            <w:pPr>
-              <w:spacing w:after="0" w:line="280"/>
-              <w:jc w:val="left"/>
-            </w:pPr>
-            <w:r>
-              <w:rPr>
-                <w:rFonts w:ascii="Poppins" w:cs="Poppins" w:eastAsia="Poppins" w:hAnsi="Poppins"/>
-                <w:b w:val="false"/>
-                <w:bCs w:val="false"/>
-                <w:color w:val="2A2E52"/>
-                <w:sz w:val="19"/>
-                <w:szCs w:val="19"/>
-              </w:rPr>
-              <w:t xml:space="preserve">Bulk upload write-through and live SROI</w:t>
-            </w:r>
-          </w:p>
-        </w:tc>
-        <w:tc>
-          <w:tcPr>
-            <w:tcW w:type="dxa" w:w="1805"/>
-            <w:tcMar>
-              <w:top w:type="dxa" w:w="100"/>
-              <w:left w:type="dxa" w:w="130"/>
-              <w:bottom w:type="dxa" w:w="100"/>
-              <w:right w:type="dxa" w:w="130"/>
-            </w:tcMar>
-          </w:tcPr>
-          <w:p>
-            <w:pPr>
-              <w:spacing w:after="0" w:line="280"/>
-              <w:jc w:val="left"/>
-            </w:pPr>
-            <w:r>
-              <w:rPr>
-                <w:rFonts w:ascii="Poppins" w:cs="Poppins" w:eastAsia="Poppins" w:hAnsi="Poppins"/>
-                <w:b w:val="false"/>
-                <w:bCs w:val="false"/>
-                <w:color w:val="2A2E52"/>
-                <w:sz w:val="19"/>
-                <w:szCs w:val="19"/>
-              </w:rPr>
-              <w:t xml:space="preserve">Seplat aggregation rules and M&amp;E validation</w:t>
-            </w:r>
-          </w:p>
-        </w:tc>
-      </w:tr>
-      <w:tr>
-        <w:tc>
-          <w:tcPr>
-            <w:tcW w:type="dxa" w:w="3430"/>
-            <w:tcMar>
-              <w:top w:type="dxa" w:w="100"/>
-              <w:left w:type="dxa" w:w="130"/>
-              <w:bottom w:type="dxa" w:w="100"/>
-              <w:right w:type="dxa" w:w="130"/>
-            </w:tcMar>
-          </w:tcPr>
-          <w:p>
-            <w:pPr>
-              <w:spacing w:after="0" w:line="280"/>
-              <w:jc w:val="left"/>
-            </w:pPr>
-            <w:r>
-              <w:rPr>
-                <w:rFonts w:ascii="Poppins" w:cs="Poppins" w:eastAsia="Poppins" w:hAnsi="Poppins"/>
-                <w:b/>
-                <w:bCs/>
-                <w:color w:val="2A2E52"/>
-                <w:sz w:val="19"/>
-                <w:szCs w:val="19"/>
-              </w:rPr>
-              <w:t xml:space="preserve">7</w:t>
             </w:r>
           </w:p>
         </w:tc>

--- a/docs/SPIMS-Project-Status.docx
+++ b/docs/SPIMS-Project-Status.docx
@@ -81,7 +81,7 @@
           <w:sz w:val="18"/>
           <w:szCs w:val="18"/>
         </w:rPr>
-        <w:t xml:space="preserve">Version 1.3  ·  9 September 2026  ·  build 7c6c76f</w:t>
+        <w:t xml:space="preserve">Version 1.3  ·  9 September 2026  ·  build a9d9f44</w:t>
       </w:r>
     </w:p>
     <w:p>

--- a/docs/SPIMS-Project-Status.docx
+++ b/docs/SPIMS-Project-Status.docx
@@ -81,7 +81,7 @@
           <w:sz w:val="18"/>
           <w:szCs w:val="18"/>
         </w:rPr>
-        <w:t xml:space="preserve">Version 1.3  ·  9 September 2026  ·  build a9d9f44</w:t>
+        <w:t xml:space="preserve">Version 1.4  ·  9 September 2026  ·  build a9d9f44</w:t>
       </w:r>
     </w:p>
     <w:p>
@@ -717,6 +717,64 @@
                 <w:szCs w:val="19"/>
               </w:rPr>
               <w:t xml:space="preserve">A designed deck built from the same verified figures as the PDF, with native PowerPoint charts rather than pictures of charts — a recipient can edit a bar or correct a label without coming back to us, and the figures travel with the file.</w:t>
+            </w:r>
+          </w:p>
+        </w:tc>
+      </w:tr>
+      <w:tr>
+        <w:tc>
+          <w:tcPr>
+            <w:tcW w:type="dxa" w:w="2888"/>
+            <w:tcMar>
+              <w:top w:type="dxa" w:w="100"/>
+              <w:left w:type="dxa" w:w="130"/>
+              <w:bottom w:type="dxa" w:w="100"/>
+              <w:right w:type="dxa" w:w="130"/>
+            </w:tcMar>
+          </w:tcPr>
+          <w:p>
+            <w:pPr>
+              <w:spacing w:after="0" w:line="280"/>
+              <w:jc w:val="left"/>
+            </w:pPr>
+            <w:r>
+              <w:rPr>
+                <w:rFonts w:ascii="Poppins" w:cs="Poppins" w:eastAsia="Poppins" w:hAnsi="Poppins"/>
+                <w:b w:val="false"/>
+                <w:bCs w:val="false"/>
+                <w:color w:val="2A2E52"/>
+                <w:sz w:val="19"/>
+                <w:szCs w:val="19"/>
+              </w:rPr>
+              <w:t xml:space="preserve">Programme reports</w:t>
+            </w:r>
+          </w:p>
+        </w:tc>
+        <w:tc>
+          <w:tcPr>
+            <w:tcW w:type="dxa" w:w="6138"/>
+            <w:tcMar>
+              <w:top w:type="dxa" w:w="100"/>
+              <w:left w:type="dxa" w:w="130"/>
+              <w:bottom w:type="dxa" w:w="100"/>
+              <w:right w:type="dxa" w:w="130"/>
+            </w:tcMar>
+          </w:tcPr>
+          <w:p>
+            <w:pPr>
+              <w:spacing w:after="0" w:line="280"/>
+              <w:jc w:val="left"/>
+            </w:pPr>
+            <w:r>
+              <w:rPr>
+                <w:rFonts w:ascii="Poppins" w:cs="Poppins" w:eastAsia="Poppins" w:hAnsi="Poppins"/>
+                <w:b w:val="false"/>
+                <w:bCs w:val="false"/>
+                <w:color w:val="2A2E52"/>
+                <w:sz w:val="19"/>
+                <w:szCs w:val="19"/>
+              </w:rPr>
+              <w:t xml:space="preserve">A report downloaded from a programme’s own page is now the same designed document as the portfolio report, in PDF and PowerPoint. It previously had an exporter of its own that produced a single page of plain text and rendered every naira figure as “NGN”.</w:t>
             </w:r>
           </w:p>
         </w:tc>
@@ -3853,6 +3911,21 @@
           <w:szCs w:val="21"/>
         </w:rPr>
         <w:t xml:space="preserve">One point worth stating plainly, because the August review tied this feature to it: the deck does not depend on the AI decision. It is built entirely from figures the system calculates, so it works whether or not Seplat IT approves any AI service. The AI question now affects only optional drafting of commentary.</w:t>
+      </w:r>
+    </w:p>
+    <w:p>
+      <w:pPr>
+        <w:spacing w:after="160" w:line="300"/>
+        <w:jc w:val="both"/>
+      </w:pPr>
+      <w:r>
+        <w:rPr>
+          <w:rFonts w:ascii="Poppins" w:cs="Poppins" w:eastAsia="Poppins" w:hAnsi="Poppins"/>
+          <w:color w:val="2A2E52"/>
+          <w:sz w:val="21"/>
+          <w:szCs w:val="21"/>
+        </w:rPr>
+        <w:t xml:space="preserve">Every screen that offers a report now produces the same designed document — the reports screen and each programme’s own page alike — because all of them build the same specification and hand it to the same renderers. Word and Excel remain data formats rather than designed documents, and they stopped corrupting the naira sign at the same time.</w:t>
       </w:r>
     </w:p>
     <w:p>

--- a/docs/SPIMS-Project-Status.docx
+++ b/docs/SPIMS-Project-Status.docx
@@ -81,7 +81,7 @@
           <w:sz w:val="18"/>
           <w:szCs w:val="18"/>
         </w:rPr>
-        <w:t xml:space="preserve">Version 1.4  ·  9 September 2026  ·  build a9d9f44</w:t>
+        <w:t xml:space="preserve">Version 1.4  ·  9 September 2026  ·  build 8a49ca7</w:t>
       </w:r>
     </w:p>
     <w:p>

--- a/docs/SPIMS-Project-Status.docx
+++ b/docs/SPIMS-Project-Status.docx
@@ -81,7 +81,7 @@
           <w:sz w:val="18"/>
           <w:szCs w:val="18"/>
         </w:rPr>
-        <w:t xml:space="preserve">Version 1.4  ·  9 September 2026  ·  build 8a49ca7</w:t>
+        <w:t xml:space="preserve">Version 1.5  ·  9 September 2026  ·  build 8a49ca7</w:t>
       </w:r>
     </w:p>
     <w:p>
@@ -775,6 +775,64 @@
                 <w:szCs w:val="19"/>
               </w:rPr>
               <w:t xml:space="preserve">A report downloaded from a programme’s own page is now the same designed document as the portfolio report, in PDF and PowerPoint. It previously had an exporter of its own that produced a single page of plain text and rendered every naira figure as “NGN”.</w:t>
+            </w:r>
+          </w:p>
+        </w:tc>
+      </w:tr>
+      <w:tr>
+        <w:tc>
+          <w:tcPr>
+            <w:tcW w:type="dxa" w:w="2888"/>
+            <w:tcMar>
+              <w:top w:type="dxa" w:w="100"/>
+              <w:left w:type="dxa" w:w="130"/>
+              <w:bottom w:type="dxa" w:w="100"/>
+              <w:right w:type="dxa" w:w="130"/>
+            </w:tcMar>
+          </w:tcPr>
+          <w:p>
+            <w:pPr>
+              <w:spacing w:after="0" w:line="280"/>
+              <w:jc w:val="left"/>
+            </w:pPr>
+            <w:r>
+              <w:rPr>
+                <w:rFonts w:ascii="Poppins" w:cs="Poppins" w:eastAsia="Poppins" w:hAnsi="Poppins"/>
+                <w:b w:val="false"/>
+                <w:bCs w:val="false"/>
+                <w:color w:val="2A2E52"/>
+                <w:sz w:val="19"/>
+                <w:szCs w:val="19"/>
+              </w:rPr>
+              <w:t xml:space="preserve">Media and web mentions</w:t>
+            </w:r>
+          </w:p>
+        </w:tc>
+        <w:tc>
+          <w:tcPr>
+            <w:tcW w:type="dxa" w:w="6138"/>
+            <w:tcMar>
+              <w:top w:type="dxa" w:w="100"/>
+              <w:left w:type="dxa" w:w="130"/>
+              <w:bottom w:type="dxa" w:w="100"/>
+              <w:right w:type="dxa" w:w="130"/>
+            </w:tcMar>
+          </w:tcPr>
+          <w:p>
+            <w:pPr>
+              <w:spacing w:after="0" w:line="280"/>
+              <w:jc w:val="left"/>
+            </w:pPr>
+            <w:r>
+              <w:rPr>
+                <w:rFonts w:ascii="Poppins" w:cs="Poppins" w:eastAsia="Poppins" w:hAnsi="Poppins"/>
+                <w:b w:val="false"/>
+                <w:bCs w:val="false"/>
+                <w:color w:val="2A2E52"/>
+                <w:sz w:val="19"/>
+                <w:szCs w:val="19"/>
+              </w:rPr>
+              <w:t xml:space="preserve">Coverage of Seplat found automatically in the press and on the web, de-duplicated across sources and held in a review queue until a person confirms what it is. Free sources only — GDELT, Nigerian news feeds and Google Alerts — with no subscription, no account and no API key.</w:t>
             </w:r>
           </w:p>
         </w:tc>
@@ -2499,7 +2557,7 @@
                 <w:sz w:val="19"/>
                 <w:szCs w:val="19"/>
               </w:rPr>
-              <w:t xml:space="preserve">Media and social mention monitoring</w:t>
+              <w:t xml:space="preserve">Social media and hashtag tracking</w:t>
             </w:r>
           </w:p>
         </w:tc>
@@ -2527,7 +2585,7 @@
                 <w:sz w:val="19"/>
                 <w:szCs w:val="19"/>
               </w:rPr>
-              <w:t xml:space="preserve">Engineering plus a decision on paid data</w:t>
+              <w:t xml:space="preserve">Budget decision on a paid provider. Press and web monitoring is built and needs nothing</w:t>
             </w:r>
           </w:p>
         </w:tc>
@@ -3798,7 +3856,22 @@
           <w:sz w:val="21"/>
           <w:szCs w:val="21"/>
         </w:rPr>
-        <w:t xml:space="preserve">Recommendation: build in two phases. Phase one uses the free press sources and delivers the whole of our side of the work — ingestion, de-duplication, the review queue that separates corporate mentions from social investment mentions, source links and per-programme tagging. It is labelled in the interface as covering press and web only. Phase two adds a paid provider for social media and hashtag tracking.</w:t>
+        <w:t xml:space="preserve">Phase one is now built and needs nothing from Seplat. It ingests from GDELT, from Nigerian news feeds and from a Google Alerts feed; de-duplicates the same story arriving from several sources; and holds everything in a review queue where a person accepts or rejects it, says whether it is social investment or corporate coverage, and tags it to a programme. Every item keeps its source link. It is labelled throughout as covering press and web only. There is no subscription, no account and no API key — the sources are public.</w:t>
+      </w:r>
+    </w:p>
+    <w:p>
+      <w:pPr>
+        <w:spacing w:after="160" w:line="300"/>
+        <w:jc w:val="both"/>
+      </w:pPr>
+      <w:r>
+        <w:rPr>
+          <w:rFonts w:ascii="Poppins" w:cs="Poppins" w:eastAsia="Poppins" w:hAnsi="Poppins"/>
+          <w:color w:val="2A2E52"/>
+          <w:sz w:val="21"/>
+          <w:szCs w:val="21"/>
+        </w:rPr>
+        <w:t xml:space="preserve">Phase two adds a paid provider for social media and hashtag tracking, and is the only part still requiring a decision.</w:t>
       </w:r>
     </w:p>
     <w:p>
@@ -5001,7 +5074,7 @@
                 <w:sz w:val="19"/>
                 <w:szCs w:val="19"/>
               </w:rPr>
-              <w:t xml:space="preserve">Media monitoring, phase one (press and web)</w:t>
+              <w:t xml:space="preserve">Evidence file storage</w:t>
             </w:r>
           </w:p>
         </w:tc>
@@ -5029,7 +5102,7 @@
                 <w:sz w:val="19"/>
                 <w:szCs w:val="19"/>
               </w:rPr>
-              <w:t xml:space="preserve">Nothing — can proceed immediately</w:t>
+              <w:t xml:space="preserve">Stage 1</w:t>
             </w:r>
           </w:p>
         </w:tc>
@@ -5087,7 +5160,7 @@
                 <w:sz w:val="19"/>
                 <w:szCs w:val="19"/>
               </w:rPr>
-              <w:t xml:space="preserve">Evidence file storage</w:t>
+              <w:t xml:space="preserve">Bulk upload write-through and live SROI</w:t>
             </w:r>
           </w:p>
         </w:tc>
@@ -5115,7 +5188,7 @@
                 <w:sz w:val="19"/>
                 <w:szCs w:val="19"/>
               </w:rPr>
-              <w:t xml:space="preserve">Stage 1</w:t>
+              <w:t xml:space="preserve">Seplat aggregation rules and M&amp;E validation</w:t>
             </w:r>
           </w:p>
         </w:tc>
@@ -5146,92 +5219,6 @@
                 <w:szCs w:val="19"/>
               </w:rPr>
               <w:t xml:space="preserve">5</w:t>
-            </w:r>
-          </w:p>
-        </w:tc>
-        <w:tc>
-          <w:tcPr>
-            <w:tcW w:type="dxa" w:w="3791"/>
-            <w:tcMar>
-              <w:top w:type="dxa" w:w="100"/>
-              <w:left w:type="dxa" w:w="130"/>
-              <w:bottom w:type="dxa" w:w="100"/>
-              <w:right w:type="dxa" w:w="130"/>
-            </w:tcMar>
-          </w:tcPr>
-          <w:p>
-            <w:pPr>
-              <w:spacing w:after="0" w:line="280"/>
-              <w:jc w:val="left"/>
-            </w:pPr>
-            <w:r>
-              <w:rPr>
-                <w:rFonts w:ascii="Poppins" w:cs="Poppins" w:eastAsia="Poppins" w:hAnsi="Poppins"/>
-                <w:b w:val="false"/>
-                <w:bCs w:val="false"/>
-                <w:color w:val="2A2E52"/>
-                <w:sz w:val="19"/>
-                <w:szCs w:val="19"/>
-              </w:rPr>
-              <w:t xml:space="preserve">Bulk upload write-through and live SROI</w:t>
-            </w:r>
-          </w:p>
-        </w:tc>
-        <w:tc>
-          <w:tcPr>
-            <w:tcW w:type="dxa" w:w="1805"/>
-            <w:tcMar>
-              <w:top w:type="dxa" w:w="100"/>
-              <w:left w:type="dxa" w:w="130"/>
-              <w:bottom w:type="dxa" w:w="100"/>
-              <w:right w:type="dxa" w:w="130"/>
-            </w:tcMar>
-          </w:tcPr>
-          <w:p>
-            <w:pPr>
-              <w:spacing w:after="0" w:line="280"/>
-              <w:jc w:val="left"/>
-            </w:pPr>
-            <w:r>
-              <w:rPr>
-                <w:rFonts w:ascii="Poppins" w:cs="Poppins" w:eastAsia="Poppins" w:hAnsi="Poppins"/>
-                <w:b w:val="false"/>
-                <w:bCs w:val="false"/>
-                <w:color w:val="2A2E52"/>
-                <w:sz w:val="19"/>
-                <w:szCs w:val="19"/>
-              </w:rPr>
-              <w:t xml:space="preserve">Seplat aggregation rules and M&amp;E validation</w:t>
-            </w:r>
-          </w:p>
-        </w:tc>
-      </w:tr>
-      <w:tr>
-        <w:tc>
-          <w:tcPr>
-            <w:tcW w:type="dxa" w:w="3430"/>
-            <w:tcMar>
-              <w:top w:type="dxa" w:w="100"/>
-              <w:left w:type="dxa" w:w="130"/>
-              <w:bottom w:type="dxa" w:w="100"/>
-              <w:right w:type="dxa" w:w="130"/>
-            </w:tcMar>
-          </w:tcPr>
-          <w:p>
-            <w:pPr>
-              <w:spacing w:after="0" w:line="280"/>
-              <w:jc w:val="left"/>
-            </w:pPr>
-            <w:r>
-              <w:rPr>
-                <w:rFonts w:ascii="Poppins" w:cs="Poppins" w:eastAsia="Poppins" w:hAnsi="Poppins"/>
-                <w:b/>
-                <w:bCs/>
-                <w:color w:val="2A2E52"/>
-                <w:sz w:val="19"/>
-                <w:szCs w:val="19"/>
-              </w:rPr>
-              <w:t xml:space="preserve">6</w:t>
             </w:r>
           </w:p>
         </w:tc>

--- a/docs/SPIMS-Project-Status.docx
+++ b/docs/SPIMS-Project-Status.docx
@@ -81,7 +81,7 @@
           <w:sz w:val="18"/>
           <w:szCs w:val="18"/>
         </w:rPr>
-        <w:t xml:space="preserve">Version 1.5  ·  9 September 2026  ·  build 8a49ca7</w:t>
+        <w:t xml:space="preserve">Version 1.5  ·  9 September 2026  ·  build 337d07a</w:t>
       </w:r>
     </w:p>
     <w:p>

--- a/docs/SPIMS-Project-Status.docx
+++ b/docs/SPIMS-Project-Status.docx
@@ -81,7 +81,7 @@
           <w:sz w:val="18"/>
           <w:szCs w:val="18"/>
         </w:rPr>
-        <w:t xml:space="preserve">Version 1.5  ·  9 September 2026  ·  build 337d07a</w:t>
+        <w:t xml:space="preserve">Version 1.6  ·  9 September 2026  ·  build 337d07a</w:t>
       </w:r>
     </w:p>
     <w:p>
@@ -2499,7 +2499,7 @@
                 <w:sz w:val="19"/>
                 <w:szCs w:val="19"/>
               </w:rPr>
-              <w:t xml:space="preserve">Accounts and credentials, then a short deployment</w:t>
+              <w:t xml:space="preserve">Seplat proceeding with Vercel plus a managed PostgreSQL. Needs the two accounts and their credentials, then a short deployment</w:t>
             </w:r>
           </w:p>
         </w:tc>
@@ -4263,7 +4263,7 @@
                 <w:sz w:val="19"/>
                 <w:szCs w:val="19"/>
               </w:rPr>
-              <w:t xml:space="preserve">Infrastructure for the production instance, or approval to host a demonstration instance in the cloud</w:t>
+              <w:t xml:space="preserve">A Vercel account and a managed PostgreSQL database, both owned by Seplat</w:t>
             </w:r>
           </w:p>
         </w:tc>
@@ -4291,7 +4291,7 @@
                 <w:sz w:val="19"/>
                 <w:szCs w:val="19"/>
               </w:rPr>
-              <w:t xml:space="preserve">Installation and evaluation on real infrastructure</w:t>
+              <w:t xml:space="preserve">Deployment. Seplat has chosen the managed hosting model; see the technical specification §2.1 for what that means for where the data sits</w:t>
             </w:r>
           </w:p>
         </w:tc>

--- a/docs/SPIMS-Project-Status.docx
+++ b/docs/SPIMS-Project-Status.docx
@@ -81,7 +81,7 @@
           <w:sz w:val="18"/>
           <w:szCs w:val="18"/>
         </w:rPr>
-        <w:t xml:space="preserve">Version 1.6  ·  9 September 2026  ·  build 337d07a</w:t>
+        <w:t xml:space="preserve">Version 1.6  ·  9 September 2026  ·  build 9ce26d7</w:t>
       </w:r>
     </w:p>
     <w:p>

--- a/docs/SPIMS-Project-Status.docx
+++ b/docs/SPIMS-Project-Status.docx
@@ -81,7 +81,7 @@
           <w:sz w:val="18"/>
           <w:szCs w:val="18"/>
         </w:rPr>
-        <w:t xml:space="preserve">Version 1.6  ·  9 September 2026  ·  build 9ce26d7</w:t>
+        <w:t xml:space="preserve">Version 1.7  ·  11 September 2026  ·  build 9ce26d7</w:t>
       </w:r>
     </w:p>
     <w:p>
@@ -2499,7 +2499,7 @@
                 <w:sz w:val="19"/>
                 <w:szCs w:val="19"/>
               </w:rPr>
-              <w:t xml:space="preserve">Seplat proceeding with Vercel plus a managed PostgreSQL. Needs the two accounts and their credentials, then a short deployment</w:t>
+              <w:t xml:space="preserve">Seplat proceeding with Vercel plus a managed PostgreSQL. The deployment configuration has been corrected and verified against the platform’s actual constraints; it now needs the two accounts and their credentials</w:t>
             </w:r>
           </w:p>
         </w:tc>
@@ -4263,7 +4263,7 @@
                 <w:sz w:val="19"/>
                 <w:szCs w:val="19"/>
               </w:rPr>
-              <w:t xml:space="preserve">A Vercel account and a managed PostgreSQL database, both owned by Seplat</w:t>
+              <w:t xml:space="preserve">A Vercel account on the Pro tier and a managed PostgreSQL database, both owned by Seplat</w:t>
             </w:r>
           </w:p>
         </w:tc>
@@ -4291,7 +4291,7 @@
                 <w:sz w:val="19"/>
                 <w:szCs w:val="19"/>
               </w:rPr>
-              <w:t xml:space="preserve">Deployment. Seplat has chosen the managed hosting model; see the technical specification §2.1 for what that means for where the data sits</w:t>
+              <w:t xml:space="preserve">Deployment. Pro rather than the free tier is not a capacity judgement: Vercel’s terms restrict the free tier to non-commercial personal projects, and it also limits scheduled media collection to one run a day. Seplat has chosen the managed hosting model; see the technical specification §2.1 for what that means for where the data sits</w:t>
             </w:r>
           </w:p>
         </w:tc>

--- a/docs/SPIMS-Project-Status.docx
+++ b/docs/SPIMS-Project-Status.docx
@@ -81,7 +81,7 @@
           <w:sz w:val="18"/>
           <w:szCs w:val="18"/>
         </w:rPr>
-        <w:t xml:space="preserve">Version 1.7  ·  11 September 2026  ·  build 9ce26d7</w:t>
+        <w:t xml:space="preserve">Version 1.7  ·  11 September 2026  ·  build b6ca64a</w:t>
       </w:r>
     </w:p>
     <w:p>
@@ -484,7 +484,7 @@
                 <w:sz w:val="19"/>
                 <w:szCs w:val="19"/>
               </w:rPr>
-              <w:t xml:space="preserve">32 API endpoints, all authenticated. Written as hosting-agnostic handlers so the same logic runs self-hosted or serverless without a second implementation.</w:t>
+              <w:t xml:space="preserve">41 API endpoints, all authenticated. Written as hosting-agnostic handlers called by a single adapter, so managed hosting runs the same application as a Seplat-hosted install rather than a second implementation of it.</w:t>
             </w:r>
           </w:p>
         </w:tc>

--- a/docs/SPIMS-Project-Status.docx
+++ b/docs/SPIMS-Project-Status.docx
@@ -81,7 +81,7 @@
           <w:sz w:val="18"/>
           <w:szCs w:val="18"/>
         </w:rPr>
-        <w:t xml:space="preserve">Version 1.7  ·  11 September 2026  ·  build b6ca64a</w:t>
+        <w:t xml:space="preserve">Version 1.8  ·  11 September 2026  ·  build b6ca64a</w:t>
       </w:r>
     </w:p>
     <w:p>
@@ -484,7 +484,7 @@
                 <w:sz w:val="19"/>
                 <w:szCs w:val="19"/>
               </w:rPr>
-              <w:t xml:space="preserve">41 API endpoints, all authenticated. Written as hosting-agnostic handlers called by a single adapter, so managed hosting runs the same application as a Seplat-hosted install rather than a second implementation of it.</w:t>
+              <w:t xml:space="preserve">48 API endpoints, all authenticated. Written as hosting-agnostic handlers called by a single adapter, so managed hosting runs the same application as a Seplat-hosted install rather than a second implementation of it.</w:t>
             </w:r>
           </w:p>
         </w:tc>
@@ -833,6 +833,122 @@
                 <w:szCs w:val="19"/>
               </w:rPr>
               <w:t xml:space="preserve">Coverage of Seplat found automatically in the press and on the web, de-duplicated across sources and held in a review queue until a person confirms what it is. Free sources only — GDELT, Nigerian news feeds and Google Alerts — with no subscription, no account and no API key.</w:t>
+            </w:r>
+          </w:p>
+        </w:tc>
+      </w:tr>
+      <w:tr>
+        <w:tc>
+          <w:tcPr>
+            <w:tcW w:type="dxa" w:w="2888"/>
+            <w:tcMar>
+              <w:top w:type="dxa" w:w="100"/>
+              <w:left w:type="dxa" w:w="130"/>
+              <w:bottom w:type="dxa" w:w="100"/>
+              <w:right w:type="dxa" w:w="130"/>
+            </w:tcMar>
+          </w:tcPr>
+          <w:p>
+            <w:pPr>
+              <w:spacing w:after="0" w:line="280"/>
+              <w:jc w:val="left"/>
+            </w:pPr>
+            <w:r>
+              <w:rPr>
+                <w:rFonts w:ascii="Poppins" w:cs="Poppins" w:eastAsia="Poppins" w:hAnsi="Poppins"/>
+                <w:b w:val="false"/>
+                <w:bCs w:val="false"/>
+                <w:color w:val="2A2E52"/>
+                <w:sz w:val="19"/>
+                <w:szCs w:val="19"/>
+              </w:rPr>
+              <w:t xml:space="preserve">Alerts on coverage that matters</w:t>
+            </w:r>
+          </w:p>
+        </w:tc>
+        <w:tc>
+          <w:tcPr>
+            <w:tcW w:type="dxa" w:w="6138"/>
+            <w:tcMar>
+              <w:top w:type="dxa" w:w="100"/>
+              <w:left w:type="dxa" w:w="130"/>
+              <w:bottom w:type="dxa" w:w="100"/>
+              <w:right w:type="dxa" w:w="130"/>
+            </w:tcMar>
+          </w:tcPr>
+          <w:p>
+            <w:pPr>
+              <w:spacing w:after="0" w:line="280"/>
+              <w:jc w:val="left"/>
+            </w:pPr>
+            <w:r>
+              <w:rPr>
+                <w:rFonts w:ascii="Poppins" w:cs="Poppins" w:eastAsia="Poppins" w:hAnsi="Poppins"/>
+                <w:b w:val="false"/>
+                <w:bCs w:val="false"/>
+                <w:color w:val="2A2E52"/>
+                <w:sz w:val="19"/>
+                <w:szCs w:val="19"/>
+              </w:rPr>
+              <w:t xml:space="preserve">A watchlist of named rules. A newly collected story matching one is posted to Microsoft Teams or Slack when it is found, rather than waiting for somebody to open the screen. Rules are deliberately narrow — everything else still arrives in the queue — because alerting on all coverage teaches people to ignore the alerts. A webhook that stops working reports itself on the screen instead of failing silently.</w:t>
+            </w:r>
+          </w:p>
+        </w:tc>
+      </w:tr>
+      <w:tr>
+        <w:tc>
+          <w:tcPr>
+            <w:tcW w:type="dxa" w:w="2888"/>
+            <w:tcMar>
+              <w:top w:type="dxa" w:w="100"/>
+              <w:left w:type="dxa" w:w="130"/>
+              <w:bottom w:type="dxa" w:w="100"/>
+              <w:right w:type="dxa" w:w="130"/>
+            </w:tcMar>
+          </w:tcPr>
+          <w:p>
+            <w:pPr>
+              <w:spacing w:after="0" w:line="280"/>
+              <w:jc w:val="left"/>
+            </w:pPr>
+            <w:r>
+              <w:rPr>
+                <w:rFonts w:ascii="Poppins" w:cs="Poppins" w:eastAsia="Poppins" w:hAnsi="Poppins"/>
+                <w:b w:val="false"/>
+                <w:bCs w:val="false"/>
+                <w:color w:val="2A2E52"/>
+                <w:sz w:val="19"/>
+                <w:szCs w:val="19"/>
+              </w:rPr>
+              <w:t xml:space="preserve">A queue that stays current</w:t>
+            </w:r>
+          </w:p>
+        </w:tc>
+        <w:tc>
+          <w:tcPr>
+            <w:tcW w:type="dxa" w:w="6138"/>
+            <w:tcMar>
+              <w:top w:type="dxa" w:w="100"/>
+              <w:left w:type="dxa" w:w="130"/>
+              <w:bottom w:type="dxa" w:w="100"/>
+              <w:right w:type="dxa" w:w="130"/>
+            </w:tcMar>
+          </w:tcPr>
+          <w:p>
+            <w:pPr>
+              <w:spacing w:after="0" w:line="280"/>
+              <w:jc w:val="left"/>
+            </w:pPr>
+            <w:r>
+              <w:rPr>
+                <w:rFonts w:ascii="Poppins" w:cs="Poppins" w:eastAsia="Poppins" w:hAnsi="Poppins"/>
+                <w:b w:val="false"/>
+                <w:bCs w:val="false"/>
+                <w:color w:val="2A2E52"/>
+                <w:sz w:val="19"/>
+                <w:szCs w:val="19"/>
+              </w:rPr>
+              <w:t xml:space="preserve">The review screen refreshes itself while it is open and marks what has arrived since it was opened, so a story collected during a meeting is visible by the end of it rather than on the next reload.</w:t>
             </w:r>
           </w:p>
         </w:tc>

--- a/docs/SPIMS-Project-Status.docx
+++ b/docs/SPIMS-Project-Status.docx
@@ -81,7 +81,7 @@
           <w:sz w:val="18"/>
           <w:szCs w:val="18"/>
         </w:rPr>
-        <w:t xml:space="preserve">Version 1.8  ·  11 September 2026  ·  build b6ca64a</w:t>
+        <w:t xml:space="preserve">Version 1.8  ·  11 September 2026  ·  build 2f5e28b</w:t>
       </w:r>
     </w:p>
     <w:p>
@@ -426,7 +426,7 @@
                 <w:sz w:val="19"/>
                 <w:szCs w:val="19"/>
               </w:rPr>
-              <w:t xml:space="preserve">PostgreSQL with 17 tables covering programmes, impact chains, communities, stakeholders, tasks, approvals, targets, spend, reports and uploads. Schema changes are versioned migrations, applied automatically before the application starts.</w:t>
+              <w:t xml:space="preserve">PostgreSQL with 23 tables covering programmes, impact chains, communities, stakeholders, tasks, approvals, targets, spend, reports, uploads and media coverage. Schema changes are versioned migrations, applied deliberately as part of a release rather than as a side effect of one.</w:t>
             </w:r>
           </w:p>
         </w:tc>

--- a/docs/SPIMS-Project-Status.docx
+++ b/docs/SPIMS-Project-Status.docx
@@ -81,7 +81,7 @@
           <w:sz w:val="18"/>
           <w:szCs w:val="18"/>
         </w:rPr>
-        <w:t xml:space="preserve">Version 1.8  ·  11 September 2026  ·  build 2f5e28b</w:t>
+        <w:t xml:space="preserve">Version 1.8  ·  11 September 2026  ·  build 3946dab</w:t>
       </w:r>
     </w:p>
     <w:p>
